--- a/BIYY_Technologies_Founders_Commitment.docx
+++ b/BIYY_Technologies_Founders_Commitment.docx
@@ -87,7 +87,56 @@
           <w:i/>
           <w:color w:val="5B5F66"/>
         </w:rPr>
-        <w:t>Soh Ye Wen  ·  Lee Yong Han  ·  Ian Chin Jun Sheng  ·  ____________________      —      signed ____ / ____ / 20____</w:t>
+        <w:t xml:space="preserve">Soh Ye </w:t>
+      </w:r>
+      <w:r>
+        <w:rPr>
+          <w:i/>
+          <w:color w:val="5B5F66"/>
+        </w:rPr>
+        <w:t>Wen · Lee</w:t>
+      </w:r>
+      <w:r>
+        <w:rPr>
+          <w:i/>
+          <w:color w:val="5B5F66"/>
+        </w:rPr>
+        <w:t xml:space="preserve"> Yong </w:t>
+      </w:r>
+      <w:r>
+        <w:rPr>
+          <w:i/>
+          <w:color w:val="5B5F66"/>
+        </w:rPr>
+        <w:t>Han · Ian</w:t>
+      </w:r>
+      <w:r>
+        <w:rPr>
+          <w:i/>
+          <w:color w:val="5B5F66"/>
+        </w:rPr>
+        <w:t xml:space="preserve"> Chin Jun </w:t>
+      </w:r>
+      <w:r>
+        <w:rPr>
+          <w:i/>
+          <w:color w:val="5B5F66"/>
+        </w:rPr>
+        <w:t>Sheng · Bowie Chong Yu Shin</w:t>
+      </w:r>
+      <w:r>
+        <w:rPr>
+          <w:i/>
+          <w:color w:val="5B5F66"/>
+        </w:rPr>
+        <w:t xml:space="preserve">      —      signed </w:t>
+      </w:r>
+      <w:r>
+        <w:rPr>
+          <w:i/>
+          <w:color w:val="5B5F66"/>
+        </w:rPr>
+        <w:t>10/09/2026</w:t>
       </w:r>
     </w:p>
     <w:p>
@@ -121,6 +170,13 @@
           <w:sz w:val="20"/>
         </w:rPr>
         <w:t>1</w:t>
+      </w:r>
+      <w:r>
+        <w:rPr>
+          <w:rFonts w:ascii="Calibri" w:hAnsi="Calibri"/>
+          <w:b/>
+          <w:sz w:val="20"/>
+        </w:rPr>
         <w:tab/>
         <w:t xml:space="preserve">What we're building.  </w:t>
       </w:r>
@@ -143,6 +199,13 @@
           <w:sz w:val="20"/>
         </w:rPr>
         <w:t>2</w:t>
+      </w:r>
+      <w:r>
+        <w:rPr>
+          <w:rFonts w:ascii="Calibri" w:hAnsi="Calibri"/>
+          <w:b/>
+          <w:sz w:val="20"/>
+        </w:rPr>
         <w:tab/>
         <w:t xml:space="preserve">What each of us puts in.  </w:t>
       </w:r>
@@ -165,6 +228,13 @@
           <w:sz w:val="20"/>
         </w:rPr>
         <w:t>3</w:t>
+      </w:r>
+      <w:r>
+        <w:rPr>
+          <w:rFonts w:ascii="Calibri" w:hAnsi="Calibri"/>
+          <w:b/>
+          <w:sz w:val="20"/>
+        </w:rPr>
         <w:tab/>
         <w:t xml:space="preserve">How we split it.  </w:t>
       </w:r>
@@ -187,6 +257,13 @@
           <w:sz w:val="20"/>
         </w:rPr>
         <w:t>4</w:t>
+      </w:r>
+      <w:r>
+        <w:rPr>
+          <w:rFonts w:ascii="Calibri" w:hAnsi="Calibri"/>
+          <w:b/>
+          <w:sz w:val="20"/>
+        </w:rPr>
         <w:tab/>
         <w:t xml:space="preserve">You earn your share over four years.  </w:t>
       </w:r>
@@ -209,6 +286,13 @@
           <w:sz w:val="20"/>
         </w:rPr>
         <w:t>5</w:t>
+      </w:r>
+      <w:r>
+        <w:rPr>
+          <w:rFonts w:ascii="Calibri" w:hAnsi="Calibri"/>
+          <w:b/>
+          <w:sz w:val="20"/>
+        </w:rPr>
         <w:tab/>
         <w:t xml:space="preserve">If someone stops showing up.  </w:t>
       </w:r>
@@ -231,6 +315,13 @@
           <w:sz w:val="20"/>
         </w:rPr>
         <w:t>6</w:t>
+      </w:r>
+      <w:r>
+        <w:rPr>
+          <w:rFonts w:ascii="Calibri" w:hAnsi="Calibri"/>
+          <w:b/>
+          <w:sz w:val="20"/>
+        </w:rPr>
         <w:tab/>
         <w:t xml:space="preserve">What we make belongs to all of us.  </w:t>
       </w:r>
@@ -253,6 +344,13 @@
           <w:sz w:val="20"/>
         </w:rPr>
         <w:t>7</w:t>
+      </w:r>
+      <w:r>
+        <w:rPr>
+          <w:rFonts w:ascii="Calibri" w:hAnsi="Calibri"/>
+          <w:b/>
+          <w:sz w:val="20"/>
+        </w:rPr>
         <w:tab/>
         <w:t xml:space="preserve">Big decisions need all four.  </w:t>
       </w:r>
@@ -275,6 +373,13 @@
           <w:sz w:val="20"/>
         </w:rPr>
         <w:t>8</w:t>
+      </w:r>
+      <w:r>
+        <w:rPr>
+          <w:rFonts w:ascii="Calibri" w:hAnsi="Calibri"/>
+          <w:b/>
+          <w:sz w:val="20"/>
+        </w:rPr>
         <w:tab/>
         <w:t xml:space="preserve">Money.  </w:t>
       </w:r>
@@ -297,6 +402,13 @@
           <w:sz w:val="20"/>
         </w:rPr>
         <w:t>9</w:t>
+      </w:r>
+      <w:r>
+        <w:rPr>
+          <w:rFonts w:ascii="Calibri" w:hAnsi="Calibri"/>
+          <w:b/>
+          <w:sz w:val="20"/>
+        </w:rPr>
         <w:tab/>
         <w:t xml:space="preserve">Only this, and keep it between us.  </w:t>
       </w:r>
@@ -319,6 +431,13 @@
           <w:sz w:val="20"/>
         </w:rPr>
         <w:t>10</w:t>
+      </w:r>
+      <w:r>
+        <w:rPr>
+          <w:rFonts w:ascii="Calibri" w:hAnsi="Calibri"/>
+          <w:b/>
+          <w:sz w:val="20"/>
+        </w:rPr>
         <w:tab/>
         <w:t xml:space="preserve">If we fall out.  </w:t>
       </w:r>
@@ -341,6 +460,13 @@
           <w:sz w:val="20"/>
         </w:rPr>
         <w:t>11</w:t>
+      </w:r>
+      <w:r>
+        <w:rPr>
+          <w:rFonts w:ascii="Calibri" w:hAnsi="Calibri"/>
+          <w:b/>
+          <w:sz w:val="20"/>
+        </w:rPr>
         <w:tab/>
         <w:t xml:space="preserve">When we register the company.  </w:t>
       </w:r>
@@ -511,76 +637,7 @@
                 <w:b/>
                 <w:sz w:val="18"/>
               </w:rPr>
-              <w:t>____________________</w:t>
-            </w:r>
-          </w:p>
-        </w:tc>
-      </w:tr>
-      <w:tr>
-        <w:trPr>
-          <w:jc w:val="center"/>
-        </w:trPr>
-        <w:tc>
-          <w:tcPr>
-            <w:tcW w:w="2300" w:type="dxa"/>
-          </w:tcPr>
-          <w:p>
-            <w:pPr>
-              <w:spacing w:before="80" w:after="0"/>
-            </w:pPr>
-            <w:r>
-              <w:rPr>
-                <w:sz w:val="16"/>
-              </w:rPr>
-              <w:t>NRIC No.: ___________________</w:t>
-            </w:r>
-          </w:p>
-        </w:tc>
-        <w:tc>
-          <w:tcPr>
-            <w:tcW w:w="2300" w:type="dxa"/>
-          </w:tcPr>
-          <w:p>
-            <w:pPr>
-              <w:spacing w:before="80" w:after="0"/>
-            </w:pPr>
-            <w:r>
-              <w:rPr>
-                <w:sz w:val="16"/>
-              </w:rPr>
-              <w:t>NRIC No.: ___________________</w:t>
-            </w:r>
-          </w:p>
-        </w:tc>
-        <w:tc>
-          <w:tcPr>
-            <w:tcW w:w="2300" w:type="dxa"/>
-          </w:tcPr>
-          <w:p>
-            <w:pPr>
-              <w:spacing w:before="80" w:after="0"/>
-            </w:pPr>
-            <w:r>
-              <w:rPr>
-                <w:sz w:val="16"/>
-              </w:rPr>
-              <w:t>NRIC No.: ___________________</w:t>
-            </w:r>
-          </w:p>
-        </w:tc>
-        <w:tc>
-          <w:tcPr>
-            <w:tcW w:w="2300" w:type="dxa"/>
-          </w:tcPr>
-          <w:p>
-            <w:pPr>
-              <w:spacing w:before="80" w:after="0"/>
-            </w:pPr>
-            <w:r>
-              <w:rPr>
-                <w:sz w:val="16"/>
-              </w:rPr>
-              <w:t>NRIC No.: ___________________</w:t>
+              <w:t>BOWIE CHONG YU SHIN</w:t>
             </w:r>
           </w:p>
         </w:tc>
@@ -864,12 +921,6 @@
             <w:pPr>
               <w:spacing w:before="40" w:after="40"/>
             </w:pPr>
-            <w:r>
-              <w:rPr>
-                <w:sz w:val="18"/>
-              </w:rPr>
-              <w:t>_________________________</w:t>
-            </w:r>
           </w:p>
         </w:tc>
         <w:tc>
@@ -894,12 +945,6 @@
               <w:spacing w:before="40" w:after="40"/>
               <w:jc w:val="center"/>
             </w:pPr>
-            <w:r>
-              <w:rPr>
-                <w:sz w:val="18"/>
-              </w:rPr>
-              <w:t>________</w:t>
-            </w:r>
           </w:p>
         </w:tc>
         <w:tc>
@@ -946,13 +991,93 @@
           </w:tcPr>
           <w:p>
             <w:pPr>
+              <w:pStyle w:val="paragraph"/>
+              <w:spacing w:before="0" w:beforeAutospacing="0" w:after="0" w:afterAutospacing="0"/>
+              <w:textAlignment w:val="baseline"/>
+              <w:rPr>
+                <w:rFonts w:ascii="Segoe UI" w:hAnsi="Segoe UI" w:cs="Segoe UI"/>
+                <w:color w:val="0B0B0C"/>
+                <w:sz w:val="18"/>
+                <w:szCs w:val="18"/>
+              </w:rPr>
+            </w:pPr>
+            <w:r>
+              <w:rPr>
+                <w:rStyle w:val="normaltextrun"/>
+                <w:rFonts w:ascii="Cambria" w:hAnsi="Cambria" w:cs="Segoe UI"/>
+                <w:color w:val="0B0B0C"/>
+                <w:sz w:val="18"/>
+                <w:szCs w:val="18"/>
+                <w:lang w:val="en-US"/>
+              </w:rPr>
+              <w:t>1.Sales Marketing or Advertising</w:t>
+            </w:r>
+            <w:r>
+              <w:rPr>
+                <w:rStyle w:val="eop"/>
+                <w:rFonts w:ascii="Cambria" w:hAnsi="Cambria" w:cs="Segoe UI"/>
+                <w:color w:val="0B0B0C"/>
+                <w:sz w:val="18"/>
+                <w:szCs w:val="18"/>
+              </w:rPr>
+              <w:t> </w:t>
+            </w:r>
+          </w:p>
+          <w:p>
+            <w:pPr>
+              <w:pStyle w:val="paragraph"/>
+              <w:spacing w:before="0" w:beforeAutospacing="0" w:after="0" w:afterAutospacing="0"/>
+              <w:textAlignment w:val="baseline"/>
+              <w:rPr>
+                <w:rFonts w:ascii="Segoe UI" w:hAnsi="Segoe UI" w:cs="Segoe UI"/>
+                <w:color w:val="0B0B0C"/>
+                <w:sz w:val="18"/>
+                <w:szCs w:val="18"/>
+              </w:rPr>
+            </w:pPr>
+            <w:r>
+              <w:rPr>
+                <w:rStyle w:val="normaltextrun"/>
+                <w:rFonts w:ascii="Cambria" w:hAnsi="Cambria" w:cs="Segoe UI"/>
+                <w:color w:val="0B0B0C"/>
+                <w:sz w:val="18"/>
+                <w:szCs w:val="18"/>
+                <w:lang w:val="en-US"/>
+              </w:rPr>
+              <w:t>2.Can assist in most of the technical side</w:t>
+            </w:r>
+            <w:r>
+              <w:rPr>
+                <w:rStyle w:val="eop"/>
+                <w:rFonts w:ascii="Cambria" w:hAnsi="Cambria" w:cs="Segoe UI"/>
+                <w:color w:val="0B0B0C"/>
+                <w:sz w:val="18"/>
+                <w:szCs w:val="18"/>
+              </w:rPr>
+              <w:t> </w:t>
+            </w:r>
+          </w:p>
+          <w:p>
+            <w:pPr>
               <w:spacing w:before="40" w:after="40"/>
             </w:pPr>
             <w:r>
               <w:rPr>
+                <w:rStyle w:val="normaltextrun"/>
+                <w:rFonts w:cs="Segoe UI"/>
                 <w:sz w:val="18"/>
+                <w:szCs w:val="18"/>
               </w:rPr>
-              <w:t>_________________________</w:t>
+              <w:t>3.Brainstorming for new products or developing for new stuff</w:t>
+            </w:r>
+            <w:r>
+              <w:rPr>
+                <w:rStyle w:val="eop"/>
+                <w:rFonts w:cs="Segoe UI"/>
+                <w:sz w:val="18"/>
+                <w:szCs w:val="18"/>
+              </w:rPr>
+              <w:t> </w:t>
             </w:r>
           </w:p>
         </w:tc>
@@ -968,6 +1093,12 @@
                 <w:sz w:val="18"/>
               </w:rPr>
             </w:pPr>
+            <w:r>
+              <w:rPr>
+                <w:sz w:val="18"/>
+              </w:rPr>
+              <w:t>1. Finanical side a bit weak</w:t>
+            </w:r>
           </w:p>
         </w:tc>
         <w:tc>
@@ -981,10 +1112,7 @@
               <w:jc w:val="center"/>
             </w:pPr>
             <w:r>
-              <w:rPr>
-                <w:sz w:val="18"/>
-              </w:rPr>
-              <w:t>________</w:t>
+              <w:t>14</w:t>
             </w:r>
           </w:p>
         </w:tc>
@@ -1039,7 +1167,13 @@
               <w:rPr>
                 <w:sz w:val="18"/>
               </w:rPr>
-              <w:t xml:space="preserve">1. Product</w:t>
+              <w:t>1. Product</w:t>
+            </w:r>
+            <w:r>
+              <w:rPr>
+                <w:sz w:val="18"/>
+              </w:rPr>
+              <w:t xml:space="preserve"> Management</w:t>
             </w:r>
           </w:p>
           <w:p>
@@ -1053,7 +1187,13 @@
               <w:rPr>
                 <w:sz w:val="18"/>
               </w:rPr>
-              <w:t xml:space="preserve">2. Can assist in Technical and Client side.</w:t>
+              <w:t>2. Can assist in Technical and Client side.</w:t>
+            </w:r>
+            <w:r>
+              <w:rPr>
+                <w:sz w:val="18"/>
+              </w:rPr>
+              <w:t xml:space="preserve"> (depending on the time)</w:t>
             </w:r>
           </w:p>
           <w:p>
@@ -1141,7 +1281,7 @@
               <w:rPr>
                 <w:sz w:val="18"/>
               </w:rPr>
-              <w:t>____________________</w:t>
+              <w:t>Bowie Chong Yu Shin</w:t>
             </w:r>
           </w:p>
         </w:tc>
@@ -1153,12 +1293,6 @@
             <w:pPr>
               <w:spacing w:before="40" w:after="40"/>
             </w:pPr>
-            <w:r>
-              <w:rPr>
-                <w:sz w:val="18"/>
-              </w:rPr>
-              <w:t>_________________________</w:t>
-            </w:r>
           </w:p>
         </w:tc>
         <w:tc>
@@ -1183,12 +1317,6 @@
               <w:spacing w:before="40" w:after="40"/>
               <w:jc w:val="center"/>
             </w:pPr>
-            <w:r>
-              <w:rPr>
-                <w:sz w:val="18"/>
-              </w:rPr>
-              <w:t>________</w:t>
-            </w:r>
           </w:p>
         </w:tc>
         <w:tc>
@@ -1455,7 +1583,7 @@
                 <w:color w:val="FFFFFF"/>
                 <w:sz w:val="17"/>
               </w:rPr>
-              <w:t>____</w:t>
+              <w:t>Bowie</w:t>
             </w:r>
           </w:p>
         </w:tc>
@@ -1506,12 +1634,6 @@
               <w:spacing w:before="40" w:after="40"/>
               <w:jc w:val="center"/>
             </w:pPr>
-            <w:r>
-              <w:rPr>
-                <w:sz w:val="17"/>
-              </w:rPr>
-              <w:t>____</w:t>
-            </w:r>
           </w:p>
         </w:tc>
         <w:tc>
@@ -1523,12 +1645,6 @@
               <w:spacing w:before="40" w:after="40"/>
               <w:jc w:val="center"/>
             </w:pPr>
-            <w:r>
-              <w:rPr>
-                <w:sz w:val="17"/>
-              </w:rPr>
-              <w:t>____</w:t>
-            </w:r>
           </w:p>
         </w:tc>
         <w:tc>
@@ -1554,12 +1670,6 @@
               <w:spacing w:before="40" w:after="40"/>
               <w:jc w:val="center"/>
             </w:pPr>
-            <w:r>
-              <w:rPr>
-                <w:sz w:val="17"/>
-              </w:rPr>
-              <w:t>____</w:t>
-            </w:r>
           </w:p>
         </w:tc>
       </w:tr>
@@ -1612,12 +1722,6 @@
               <w:spacing w:before="40" w:after="40"/>
               <w:jc w:val="center"/>
             </w:pPr>
-            <w:r>
-              <w:rPr>
-                <w:sz w:val="17"/>
-              </w:rPr>
-              <w:t>____</w:t>
-            </w:r>
           </w:p>
         </w:tc>
         <w:tc>
@@ -1630,12 +1734,6 @@
               <w:spacing w:before="40" w:after="40"/>
               <w:jc w:val="center"/>
             </w:pPr>
-            <w:r>
-              <w:rPr>
-                <w:sz w:val="17"/>
-              </w:rPr>
-              <w:t>____</w:t>
-            </w:r>
           </w:p>
         </w:tc>
         <w:tc>
@@ -1665,12 +1763,6 @@
               <w:spacing w:before="40" w:after="40"/>
               <w:jc w:val="center"/>
             </w:pPr>
-            <w:r>
-              <w:rPr>
-                <w:sz w:val="17"/>
-              </w:rPr>
-              <w:t>____</w:t>
-            </w:r>
           </w:p>
         </w:tc>
       </w:tr>
@@ -1720,12 +1812,6 @@
               <w:spacing w:before="40" w:after="40"/>
               <w:jc w:val="center"/>
             </w:pPr>
-            <w:r>
-              <w:rPr>
-                <w:sz w:val="17"/>
-              </w:rPr>
-              <w:t>____</w:t>
-            </w:r>
           </w:p>
         </w:tc>
         <w:tc>
@@ -1737,12 +1823,6 @@
               <w:spacing w:before="40" w:after="40"/>
               <w:jc w:val="center"/>
             </w:pPr>
-            <w:r>
-              <w:rPr>
-                <w:sz w:val="17"/>
-              </w:rPr>
-              <w:t>____</w:t>
-            </w:r>
           </w:p>
         </w:tc>
         <w:tc>
@@ -1771,12 +1851,6 @@
               <w:spacing w:before="40" w:after="40"/>
               <w:jc w:val="center"/>
             </w:pPr>
-            <w:r>
-              <w:rPr>
-                <w:sz w:val="17"/>
-              </w:rPr>
-              <w:t>____</w:t>
-            </w:r>
           </w:p>
         </w:tc>
       </w:tr>
@@ -1829,12 +1903,6 @@
               <w:spacing w:before="40" w:after="40"/>
               <w:jc w:val="center"/>
             </w:pPr>
-            <w:r>
-              <w:rPr>
-                <w:sz w:val="17"/>
-              </w:rPr>
-              <w:t>____</w:t>
-            </w:r>
           </w:p>
         </w:tc>
         <w:tc>
@@ -1847,12 +1915,6 @@
               <w:spacing w:before="40" w:after="40"/>
               <w:jc w:val="center"/>
             </w:pPr>
-            <w:r>
-              <w:rPr>
-                <w:sz w:val="17"/>
-              </w:rPr>
-              <w:t>____</w:t>
-            </w:r>
           </w:p>
         </w:tc>
         <w:tc>
@@ -1882,12 +1944,6 @@
               <w:spacing w:before="40" w:after="40"/>
               <w:jc w:val="center"/>
             </w:pPr>
-            <w:r>
-              <w:rPr>
-                <w:sz w:val="17"/>
-              </w:rPr>
-              <w:t>____</w:t>
-            </w:r>
           </w:p>
         </w:tc>
       </w:tr>
@@ -1937,12 +1993,6 @@
               <w:spacing w:before="40" w:after="40"/>
               <w:jc w:val="center"/>
             </w:pPr>
-            <w:r>
-              <w:rPr>
-                <w:sz w:val="17"/>
-              </w:rPr>
-              <w:t>____</w:t>
-            </w:r>
           </w:p>
         </w:tc>
         <w:tc>
@@ -1954,12 +2004,6 @@
               <w:spacing w:before="40" w:after="40"/>
               <w:jc w:val="center"/>
             </w:pPr>
-            <w:r>
-              <w:rPr>
-                <w:sz w:val="17"/>
-              </w:rPr>
-              <w:t>____</w:t>
-            </w:r>
           </w:p>
         </w:tc>
         <w:tc>
@@ -1988,12 +2032,6 @@
               <w:spacing w:before="40" w:after="40"/>
               <w:jc w:val="center"/>
             </w:pPr>
-            <w:r>
-              <w:rPr>
-                <w:sz w:val="17"/>
-              </w:rPr>
-              <w:t>____</w:t>
-            </w:r>
           </w:p>
         </w:tc>
       </w:tr>
@@ -2046,12 +2084,18 @@
               <w:spacing w:before="40" w:after="40"/>
               <w:jc w:val="center"/>
             </w:pPr>
-            <w:r>
-              <w:rPr>
-                <w:sz w:val="17"/>
-              </w:rPr>
-              <w:t>____</w:t>
-            </w:r>
+          </w:p>
+        </w:tc>
+        <w:tc>
+          <w:tcPr>
+            <w:tcW w:w="1041" w:type="dxa"/>
+            <w:shd w:val="clear" w:color="auto" w:fill="F6F6F4"/>
+          </w:tcPr>
+          <w:p>
+            <w:pPr>
+              <w:spacing w:before="40" w:after="40"/>
+              <w:jc w:val="center"/>
+            </w:pPr>
           </w:p>
         </w:tc>
         <w:tc>
@@ -2082,30 +2126,6 @@
               <w:spacing w:before="40" w:after="40"/>
               <w:jc w:val="center"/>
             </w:pPr>
-            <w:r>
-              <w:rPr>
-                <w:sz w:val="17"/>
-              </w:rPr>
-              <w:t>____</w:t>
-            </w:r>
-          </w:p>
-        </w:tc>
-        <w:tc>
-          <w:tcPr>
-            <w:tcW w:w="1041" w:type="dxa"/>
-            <w:shd w:val="clear" w:color="auto" w:fill="F6F6F4"/>
-          </w:tcPr>
-          <w:p>
-            <w:pPr>
-              <w:spacing w:before="40" w:after="40"/>
-              <w:jc w:val="center"/>
-            </w:pPr>
-            <w:r>
-              <w:rPr>
-                <w:sz w:val="17"/>
-              </w:rPr>
-              <w:t>____</w:t>
-            </w:r>
           </w:p>
         </w:tc>
       </w:tr>
@@ -2556,6 +2576,298 @@
       </w:rPr>
     </w:lvl>
   </w:abstractNum>
+  <w:abstractNum w:abstractNumId="9" w15:restartNumberingAfterBreak="0">
+    <w:nsid w:val="04D3490C"/>
+    <w:multiLevelType w:val="hybridMultilevel"/>
+    <w:tmpl w:val="4AC25EF2"/>
+    <w:lvl w:ilvl="0" w:tplc="E8467ACC">
+      <w:start w:val="1"/>
+      <w:numFmt w:val="decimal"/>
+      <w:lvlText w:val="%1."/>
+      <w:lvlJc w:val="left"/>
+      <w:pPr>
+        <w:ind w:left="720" w:hanging="360"/>
+      </w:pPr>
+      <w:rPr>
+        <w:rFonts w:hint="default"/>
+        <w:sz w:val="24"/>
+      </w:rPr>
+    </w:lvl>
+    <w:lvl w:ilvl="1" w:tplc="44090019" w:tentative="1">
+      <w:start w:val="1"/>
+      <w:numFmt w:val="lowerLetter"/>
+      <w:lvlText w:val="%2."/>
+      <w:lvlJc w:val="left"/>
+      <w:pPr>
+        <w:ind w:left="1440" w:hanging="360"/>
+      </w:pPr>
+    </w:lvl>
+    <w:lvl w:ilvl="2" w:tplc="4409001B" w:tentative="1">
+      <w:start w:val="1"/>
+      <w:numFmt w:val="lowerRoman"/>
+      <w:lvlText w:val="%3."/>
+      <w:lvlJc w:val="right"/>
+      <w:pPr>
+        <w:ind w:left="2160" w:hanging="180"/>
+      </w:pPr>
+    </w:lvl>
+    <w:lvl w:ilvl="3" w:tplc="4409000F" w:tentative="1">
+      <w:start w:val="1"/>
+      <w:numFmt w:val="decimal"/>
+      <w:lvlText w:val="%4."/>
+      <w:lvlJc w:val="left"/>
+      <w:pPr>
+        <w:ind w:left="2880" w:hanging="360"/>
+      </w:pPr>
+    </w:lvl>
+    <w:lvl w:ilvl="4" w:tplc="44090019" w:tentative="1">
+      <w:start w:val="1"/>
+      <w:numFmt w:val="lowerLetter"/>
+      <w:lvlText w:val="%5."/>
+      <w:lvlJc w:val="left"/>
+      <w:pPr>
+        <w:ind w:left="3600" w:hanging="360"/>
+      </w:pPr>
+    </w:lvl>
+    <w:lvl w:ilvl="5" w:tplc="4409001B" w:tentative="1">
+      <w:start w:val="1"/>
+      <w:numFmt w:val="lowerRoman"/>
+      <w:lvlText w:val="%6."/>
+      <w:lvlJc w:val="right"/>
+      <w:pPr>
+        <w:ind w:left="4320" w:hanging="180"/>
+      </w:pPr>
+    </w:lvl>
+    <w:lvl w:ilvl="6" w:tplc="4409000F" w:tentative="1">
+      <w:start w:val="1"/>
+      <w:numFmt w:val="decimal"/>
+      <w:lvlText w:val="%7."/>
+      <w:lvlJc w:val="left"/>
+      <w:pPr>
+        <w:ind w:left="5040" w:hanging="360"/>
+      </w:pPr>
+    </w:lvl>
+    <w:lvl w:ilvl="7" w:tplc="44090019" w:tentative="1">
+      <w:start w:val="1"/>
+      <w:numFmt w:val="lowerLetter"/>
+      <w:lvlText w:val="%8."/>
+      <w:lvlJc w:val="left"/>
+      <w:pPr>
+        <w:ind w:left="5760" w:hanging="360"/>
+      </w:pPr>
+    </w:lvl>
+    <w:lvl w:ilvl="8" w:tplc="4409001B" w:tentative="1">
+      <w:start w:val="1"/>
+      <w:numFmt w:val="lowerRoman"/>
+      <w:lvlText w:val="%9."/>
+      <w:lvlJc w:val="right"/>
+      <w:pPr>
+        <w:ind w:left="6480" w:hanging="180"/>
+      </w:pPr>
+    </w:lvl>
+  </w:abstractNum>
+  <w:abstractNum w:abstractNumId="10" w15:restartNumberingAfterBreak="0">
+    <w:nsid w:val="20312275"/>
+    <w:multiLevelType w:val="multilevel"/>
+    <w:tmpl w:val="2C729646"/>
+    <w:lvl w:ilvl="0">
+      <w:start w:val="1"/>
+      <w:numFmt w:val="decimal"/>
+      <w:lvlText w:val="%1."/>
+      <w:lvlJc w:val="left"/>
+      <w:pPr>
+        <w:tabs>
+          <w:tab w:val="num" w:pos="720"/>
+        </w:tabs>
+        <w:ind w:left="720" w:hanging="360"/>
+      </w:pPr>
+    </w:lvl>
+    <w:lvl w:ilvl="1" w:tentative="1">
+      <w:start w:val="1"/>
+      <w:numFmt w:val="decimal"/>
+      <w:lvlText w:val="%2."/>
+      <w:lvlJc w:val="left"/>
+      <w:pPr>
+        <w:tabs>
+          <w:tab w:val="num" w:pos="1440"/>
+        </w:tabs>
+        <w:ind w:left="1440" w:hanging="360"/>
+      </w:pPr>
+    </w:lvl>
+    <w:lvl w:ilvl="2" w:tentative="1">
+      <w:start w:val="1"/>
+      <w:numFmt w:val="decimal"/>
+      <w:lvlText w:val="%3."/>
+      <w:lvlJc w:val="left"/>
+      <w:pPr>
+        <w:tabs>
+          <w:tab w:val="num" w:pos="2160"/>
+        </w:tabs>
+        <w:ind w:left="2160" w:hanging="360"/>
+      </w:pPr>
+    </w:lvl>
+    <w:lvl w:ilvl="3" w:tentative="1">
+      <w:start w:val="1"/>
+      <w:numFmt w:val="decimal"/>
+      <w:lvlText w:val="%4."/>
+      <w:lvlJc w:val="left"/>
+      <w:pPr>
+        <w:tabs>
+          <w:tab w:val="num" w:pos="2880"/>
+        </w:tabs>
+        <w:ind w:left="2880" w:hanging="360"/>
+      </w:pPr>
+    </w:lvl>
+    <w:lvl w:ilvl="4" w:tentative="1">
+      <w:start w:val="1"/>
+      <w:numFmt w:val="decimal"/>
+      <w:lvlText w:val="%5."/>
+      <w:lvlJc w:val="left"/>
+      <w:pPr>
+        <w:tabs>
+          <w:tab w:val="num" w:pos="3600"/>
+        </w:tabs>
+        <w:ind w:left="3600" w:hanging="360"/>
+      </w:pPr>
+    </w:lvl>
+    <w:lvl w:ilvl="5" w:tentative="1">
+      <w:start w:val="1"/>
+      <w:numFmt w:val="decimal"/>
+      <w:lvlText w:val="%6."/>
+      <w:lvlJc w:val="left"/>
+      <w:pPr>
+        <w:tabs>
+          <w:tab w:val="num" w:pos="4320"/>
+        </w:tabs>
+        <w:ind w:left="4320" w:hanging="360"/>
+      </w:pPr>
+    </w:lvl>
+    <w:lvl w:ilvl="6" w:tentative="1">
+      <w:start w:val="1"/>
+      <w:numFmt w:val="decimal"/>
+      <w:lvlText w:val="%7."/>
+      <w:lvlJc w:val="left"/>
+      <w:pPr>
+        <w:tabs>
+          <w:tab w:val="num" w:pos="5040"/>
+        </w:tabs>
+        <w:ind w:left="5040" w:hanging="360"/>
+      </w:pPr>
+    </w:lvl>
+    <w:lvl w:ilvl="7" w:tentative="1">
+      <w:start w:val="1"/>
+      <w:numFmt w:val="decimal"/>
+      <w:lvlText w:val="%8."/>
+      <w:lvlJc w:val="left"/>
+      <w:pPr>
+        <w:tabs>
+          <w:tab w:val="num" w:pos="5760"/>
+        </w:tabs>
+        <w:ind w:left="5760" w:hanging="360"/>
+      </w:pPr>
+    </w:lvl>
+    <w:lvl w:ilvl="8" w:tentative="1">
+      <w:start w:val="1"/>
+      <w:numFmt w:val="decimal"/>
+      <w:lvlText w:val="%9."/>
+      <w:lvlJc w:val="left"/>
+      <w:pPr>
+        <w:tabs>
+          <w:tab w:val="num" w:pos="6480"/>
+        </w:tabs>
+        <w:ind w:left="6480" w:hanging="360"/>
+      </w:pPr>
+    </w:lvl>
+  </w:abstractNum>
+  <w:abstractNum w:abstractNumId="11" w15:restartNumberingAfterBreak="0">
+    <w:nsid w:val="5DBC3FF8"/>
+    <w:multiLevelType w:val="hybridMultilevel"/>
+    <w:tmpl w:val="56F6AE56"/>
+    <w:lvl w:ilvl="0" w:tplc="4409000F">
+      <w:start w:val="1"/>
+      <w:numFmt w:val="decimal"/>
+      <w:lvlText w:val="%1."/>
+      <w:lvlJc w:val="left"/>
+      <w:pPr>
+        <w:ind w:left="720" w:hanging="360"/>
+      </w:pPr>
+      <w:rPr>
+        <w:rFonts w:hint="default"/>
+      </w:rPr>
+    </w:lvl>
+    <w:lvl w:ilvl="1" w:tplc="44090019" w:tentative="1">
+      <w:start w:val="1"/>
+      <w:numFmt w:val="lowerLetter"/>
+      <w:lvlText w:val="%2."/>
+      <w:lvlJc w:val="left"/>
+      <w:pPr>
+        <w:ind w:left="1440" w:hanging="360"/>
+      </w:pPr>
+    </w:lvl>
+    <w:lvl w:ilvl="2" w:tplc="4409001B" w:tentative="1">
+      <w:start w:val="1"/>
+      <w:numFmt w:val="lowerRoman"/>
+      <w:lvlText w:val="%3."/>
+      <w:lvlJc w:val="right"/>
+      <w:pPr>
+        <w:ind w:left="2160" w:hanging="180"/>
+      </w:pPr>
+    </w:lvl>
+    <w:lvl w:ilvl="3" w:tplc="4409000F" w:tentative="1">
+      <w:start w:val="1"/>
+      <w:numFmt w:val="decimal"/>
+      <w:lvlText w:val="%4."/>
+      <w:lvlJc w:val="left"/>
+      <w:pPr>
+        <w:ind w:left="2880" w:hanging="360"/>
+      </w:pPr>
+    </w:lvl>
+    <w:lvl w:ilvl="4" w:tplc="44090019" w:tentative="1">
+      <w:start w:val="1"/>
+      <w:numFmt w:val="lowerLetter"/>
+      <w:lvlText w:val="%5."/>
+      <w:lvlJc w:val="left"/>
+      <w:pPr>
+        <w:ind w:left="3600" w:hanging="360"/>
+      </w:pPr>
+    </w:lvl>
+    <w:lvl w:ilvl="5" w:tplc="4409001B" w:tentative="1">
+      <w:start w:val="1"/>
+      <w:numFmt w:val="lowerRoman"/>
+      <w:lvlText w:val="%6."/>
+      <w:lvlJc w:val="right"/>
+      <w:pPr>
+        <w:ind w:left="4320" w:hanging="180"/>
+      </w:pPr>
+    </w:lvl>
+    <w:lvl w:ilvl="6" w:tplc="4409000F" w:tentative="1">
+      <w:start w:val="1"/>
+      <w:numFmt w:val="decimal"/>
+      <w:lvlText w:val="%7."/>
+      <w:lvlJc w:val="left"/>
+      <w:pPr>
+        <w:ind w:left="5040" w:hanging="360"/>
+      </w:pPr>
+    </w:lvl>
+    <w:lvl w:ilvl="7" w:tplc="44090019" w:tentative="1">
+      <w:start w:val="1"/>
+      <w:numFmt w:val="lowerLetter"/>
+      <w:lvlText w:val="%8."/>
+      <w:lvlJc w:val="left"/>
+      <w:pPr>
+        <w:ind w:left="5760" w:hanging="360"/>
+      </w:pPr>
+    </w:lvl>
+    <w:lvl w:ilvl="8" w:tplc="4409001B" w:tentative="1">
+      <w:start w:val="1"/>
+      <w:numFmt w:val="lowerRoman"/>
+      <w:lvlText w:val="%9."/>
+      <w:lvlJc w:val="right"/>
+      <w:pPr>
+        <w:ind w:left="6480" w:hanging="180"/>
+      </w:pPr>
+    </w:lvl>
+  </w:abstractNum>
   <w:num w:numId="1" w16cid:durableId="2127574975">
     <w:abstractNumId w:val="8"/>
   </w:num>
@@ -2582,6 +2894,15 @@
   </w:num>
   <w:num w:numId="9" w16cid:durableId="1548226679">
     <w:abstractNumId w:val="0"/>
+  </w:num>
+  <w:num w:numId="10" w16cid:durableId="1175270162">
+    <w:abstractNumId w:val="10"/>
+  </w:num>
+  <w:num w:numId="11" w16cid:durableId="780535308">
+    <w:abstractNumId w:val="11"/>
+  </w:num>
+  <w:num w:numId="12" w16cid:durableId="1325743570">
+    <w:abstractNumId w:val="9"/>
   </w:num>
 </w:numbering>
 </file>
@@ -3197,6 +3518,7 @@
   <w:style w:type="character" w:default="1" w:styleId="DefaultParagraphFont">
     <w:name w:val="Default Paragraph Font"/>
     <w:uiPriority w:val="1"/>
+    <w:semiHidden/>
     <w:unhideWhenUsed/>
   </w:style>
   <w:style w:type="table" w:default="1" w:styleId="TableNormal">
@@ -13972,6 +14294,31 @@
         <w:shd w:val="clear" w:color="auto" w:fill="FBCAA2" w:themeFill="accent6" w:themeFillTint="7F"/>
       </w:tcPr>
     </w:tblStylePr>
+  </w:style>
+  <w:style w:type="paragraph" w:customStyle="1" w:styleId="paragraph">
+    <w:name w:val="paragraph"/>
+    <w:basedOn w:val="Normal"/>
+    <w:rsid w:val="00AD08BA"/>
+    <w:pPr>
+      <w:spacing w:before="100" w:beforeAutospacing="1" w:after="100" w:afterAutospacing="1" w:line="240" w:lineRule="auto"/>
+    </w:pPr>
+    <w:rPr>
+      <w:rFonts w:ascii="Times New Roman" w:eastAsia="Times New Roman" w:hAnsi="Times New Roman" w:cs="Times New Roman"/>
+      <w:color w:val="auto"/>
+      <w:sz w:val="24"/>
+      <w:szCs w:val="24"/>
+      <w:lang w:val="en-MY" w:eastAsia="en-MY"/>
+    </w:rPr>
+  </w:style>
+  <w:style w:type="character" w:customStyle="1" w:styleId="normaltextrun">
+    <w:name w:val="normaltextrun"/>
+    <w:basedOn w:val="DefaultParagraphFont"/>
+    <w:rsid w:val="00AD08BA"/>
+  </w:style>
+  <w:style w:type="character" w:customStyle="1" w:styleId="eop">
+    <w:name w:val="eop"/>
+    <w:basedOn w:val="DefaultParagraphFont"/>
+    <w:rsid w:val="00AD08BA"/>
   </w:style>
 </w:styles>
 </file>
